--- a/ML/Chosen Model (MLR).docx
+++ b/ML/Chosen Model (MLR).docx
@@ -434,7 +434,7 @@
               <w:rPr>
                 <w:webHidden/>
               </w:rPr>
-              <w:t>3</w:t>
+              <w:t>4</w:t>
             </w:r>
             <w:r>
               <w:rPr>
@@ -2395,6 +2395,7 @@
   <w:style w:type="character" w:default="1" w:styleId="DefaultParagraphFont">
     <w:name w:val="Default Paragraph Font"/>
     <w:uiPriority w:val="1"/>
+    <w:semiHidden/>
     <w:unhideWhenUsed/>
   </w:style>
   <w:style w:type="table" w:default="1" w:styleId="TableNormal">
